--- a/paper/ijar-v37/manuscript/01_FedCORE_IJAR_Manuscript_v37_PublicBound.docx
+++ b/paper/ijar-v37/manuscript/01_FedCORE_IJAR_Manuscript_v37_PublicBound.docx
@@ -41948,6 +41948,9 @@
           <w:rFonts w:ascii="Times New Roman" w:hAnsi="Times New Roman"/>
         </w:rPr>
         <w:t>Public dataset distributors provide CIFAR-10/100, Office-Home, MedMNIST v2, CIFAR-10.1, and PACS. The versioned repository at https://github.com/october25kim/fedcore provides the count-to-decision implementation and the evidence explicitly listed in its claim-artifact ledger. Release v0.7.0 binds the manuscript and rendered-PDF hashes and contains the complete PACS 30-model denominator ledger, all 90 H/S/B decision rows, registered configurations, count-level evidence, deterministic decision replay, final validation, completion seal, and checksum verifier. The release reproduces the registered count-to-decision analyses. Licensed datasets, source image arrays, pretrained initialization archives, checkpoints, and full model-training reproduction remain outside its scope. All theorem-critical definitions and proofs are contained in the manuscript; no separate supplementary file is required.</w:t>
+      </w:r>
+      <w:r>
+        <w:t xml:space="preserve"> The released PACS record binds the rerun to source commit fa016c199a7c846bbe20b64d54ab34164adf7647, its 217-file runtime manifest, one authorized campaign, and one complete 30-model denominator.</w:t>
       </w:r>
     </w:p>
     <w:p>

--- a/paper/ijar-v37/manuscript/01_FedCORE_IJAR_Manuscript_v37_PublicBound.docx
+++ b/paper/ijar-v37/manuscript/01_FedCORE_IJAR_Manuscript_v37_PublicBound.docx
@@ -33091,6 +33091,7 @@
         <w:spacing w:before="60" w:after="100"/>
         <w:ind w:firstLineChars="100" w:firstLine="204"/>
         <w:keepNext/>
+        <w:pageBreakBefore/>
       </w:pPr>
       <w:r>
         <w:rPr>
